--- a/delivery/02-technical-specification.docx
+++ b/delivery/02-technical-specification.docx
@@ -76,12 +76,21 @@
       <w:tblPr>
         <w:tblStyle w:val="LightShading-Accent1"/>
         <w:tblW w:type="auto" w:w="0"/>
+        <w:tblLayout w:type="fixed"/>
         <w:tblLook w:firstColumn="1" w:firstRow="1" w:lastColumn="0" w:lastRow="0" w:noHBand="0" w:noVBand="1" w:val="04A0"/>
+        <w:tblBorders>
+          <w:top w:val="single" w:sz="4" w:color="D9D9D9"/>
+          <w:left w:val="single" w:sz="4" w:color="D9D9D9"/>
+          <w:bottom w:val="single" w:sz="4" w:color="D9D9D9"/>
+          <w:right w:val="single" w:sz="4" w:color="D9D9D9"/>
+          <w:insideH w:val="single" w:sz="4" w:color="D9D9D9"/>
+          <w:insideV w:val="single" w:sz="4" w:color="D9D9D9"/>
+        </w:tblBorders>
       </w:tblPr>
       <w:tblGrid>
-        <w:gridCol w:w="3213"/>
-        <w:gridCol w:w="3213"/>
-        <w:gridCol w:w="3213"/>
+        <w:gridCol w:w="2154"/>
+        <w:gridCol w:w="3118"/>
+        <w:gridCol w:w="4365"/>
       </w:tblGrid>
       <w:tr>
         <w:trPr>
@@ -90,14 +99,24 @@
         </w:trPr>
         <w:tc>
           <w:tcPr>
-            <w:tcW w:type="dxa" w:w="3213"/>
+            <w:tcW w:type="dxa" w:w="2154"/>
+            <w:vAlign w:val="center"/>
+            <w:shd w:fill="172A3A"/>
+            <w:tcMar>
+              <w:top w:w="100" w:type="dxa"/>
+              <w:bottom w:w="100" w:type="dxa"/>
+              <w:left w:w="120" w:type="dxa"/>
+              <w:right w:w="120" w:type="dxa"/>
+            </w:tcMar>
           </w:tcPr>
           <w:p>
             <w:pPr>
+              <w:keepNext/>
               <w:spacing w:after="100" w:line="264" w:lineRule="auto"/>
             </w:pPr>
             <w:r>
               <w:rPr>
+                <w:color w:val="FFFFFF"/>
                 <w:sz w:val="18"/>
               </w:rPr>
               <w:t>模块</w:t>
@@ -106,14 +125,24 @@
         </w:tc>
         <w:tc>
           <w:tcPr>
-            <w:tcW w:type="dxa" w:w="3213"/>
+            <w:tcW w:type="dxa" w:w="3118"/>
+            <w:vAlign w:val="center"/>
+            <w:shd w:fill="172A3A"/>
+            <w:tcMar>
+              <w:top w:w="100" w:type="dxa"/>
+              <w:bottom w:w="100" w:type="dxa"/>
+              <w:left w:w="120" w:type="dxa"/>
+              <w:right w:w="120" w:type="dxa"/>
+            </w:tcMar>
           </w:tcPr>
           <w:p>
             <w:pPr>
+              <w:keepNext/>
               <w:spacing w:after="100" w:line="264" w:lineRule="auto"/>
             </w:pPr>
             <w:r>
               <w:rPr>
+                <w:color w:val="FFFFFF"/>
                 <w:sz w:val="18"/>
               </w:rPr>
               <w:t>源码</w:t>
@@ -122,14 +151,24 @@
         </w:tc>
         <w:tc>
           <w:tcPr>
-            <w:tcW w:type="dxa" w:w="3213"/>
+            <w:tcW w:type="dxa" w:w="4365"/>
+            <w:vAlign w:val="center"/>
+            <w:shd w:fill="172A3A"/>
+            <w:tcMar>
+              <w:top w:w="100" w:type="dxa"/>
+              <w:bottom w:w="100" w:type="dxa"/>
+              <w:left w:w="120" w:type="dxa"/>
+              <w:right w:w="120" w:type="dxa"/>
+            </w:tcMar>
           </w:tcPr>
           <w:p>
             <w:pPr>
+              <w:keepNext/>
               <w:spacing w:after="100" w:line="264" w:lineRule="auto"/>
             </w:pPr>
             <w:r>
               <w:rPr>
+                <w:color w:val="FFFFFF"/>
                 <w:sz w:val="18"/>
               </w:rPr>
               <w:t>契约</w:t>
@@ -143,7 +182,15 @@
         </w:trPr>
         <w:tc>
           <w:tcPr>
-            <w:tcW w:type="dxa" w:w="3213"/>
+            <w:tcW w:type="dxa" w:w="2154"/>
+            <w:vAlign w:val="center"/>
+            <w:shd w:fill="F3F6F8"/>
+            <w:tcMar>
+              <w:top w:w="100" w:type="dxa"/>
+              <w:bottom w:w="100" w:type="dxa"/>
+              <w:left w:w="120" w:type="dxa"/>
+              <w:right w:w="120" w:type="dxa"/>
+            </w:tcMar>
           </w:tcPr>
           <w:p>
             <w:pPr>
@@ -151,6 +198,7 @@
             </w:pPr>
             <w:r>
               <w:rPr>
+                <w:color w:val="000000"/>
                 <w:sz w:val="18"/>
               </w:rPr>
               <w:t>结构化问数</w:t>
@@ -159,7 +207,15 @@
         </w:tc>
         <w:tc>
           <w:tcPr>
-            <w:tcW w:type="dxa" w:w="3213"/>
+            <w:tcW w:type="dxa" w:w="3118"/>
+            <w:vAlign w:val="center"/>
+            <w:shd w:fill="F3F6F8"/>
+            <w:tcMar>
+              <w:top w:w="100" w:type="dxa"/>
+              <w:bottom w:w="100" w:type="dxa"/>
+              <w:left w:w="120" w:type="dxa"/>
+              <w:right w:w="120" w:type="dxa"/>
+            </w:tcMar>
           </w:tcPr>
           <w:p>
             <w:pPr>
@@ -167,6 +223,7 @@
             </w:pPr>
             <w:r>
               <w:rPr>
+                <w:color w:val="000000"/>
                 <w:sz w:val="18"/>
               </w:rPr>
               <w:t>backend/nl2sql/</w:t>
@@ -175,7 +232,15 @@
         </w:tc>
         <w:tc>
           <w:tcPr>
-            <w:tcW w:type="dxa" w:w="3213"/>
+            <w:tcW w:type="dxa" w:w="4365"/>
+            <w:vAlign w:val="center"/>
+            <w:shd w:fill="F3F6F8"/>
+            <w:tcMar>
+              <w:top w:w="100" w:type="dxa"/>
+              <w:bottom w:w="100" w:type="dxa"/>
+              <w:left w:w="120" w:type="dxa"/>
+              <w:right w:w="120" w:type="dxa"/>
+            </w:tcMar>
           </w:tcPr>
           <w:p>
             <w:pPr>
@@ -183,6 +248,7 @@
             </w:pPr>
             <w:r>
               <w:rPr>
+                <w:color w:val="000000"/>
                 <w:sz w:val="18"/>
               </w:rPr>
               <w:t>Schema与值链接→计划→安全SQL→只读执行</w:t>
@@ -196,7 +262,15 @@
         </w:trPr>
         <w:tc>
           <w:tcPr>
-            <w:tcW w:type="dxa" w:w="3213"/>
+            <w:tcW w:type="dxa" w:w="2154"/>
+            <w:vAlign w:val="center"/>
+            <w:shd w:fill="FFFFFF"/>
+            <w:tcMar>
+              <w:top w:w="100" w:type="dxa"/>
+              <w:bottom w:w="100" w:type="dxa"/>
+              <w:left w:w="120" w:type="dxa"/>
+              <w:right w:w="120" w:type="dxa"/>
+            </w:tcMar>
           </w:tcPr>
           <w:p>
             <w:pPr>
@@ -204,6 +278,7 @@
             </w:pPr>
             <w:r>
               <w:rPr>
+                <w:color w:val="000000"/>
                 <w:sz w:val="18"/>
               </w:rPr>
               <w:t>文档知识库</w:t>
@@ -212,7 +287,15 @@
         </w:tc>
         <w:tc>
           <w:tcPr>
-            <w:tcW w:type="dxa" w:w="3213"/>
+            <w:tcW w:type="dxa" w:w="3118"/>
+            <w:vAlign w:val="center"/>
+            <w:shd w:fill="FFFFFF"/>
+            <w:tcMar>
+              <w:top w:w="100" w:type="dxa"/>
+              <w:bottom w:w="100" w:type="dxa"/>
+              <w:left w:w="120" w:type="dxa"/>
+              <w:right w:w="120" w:type="dxa"/>
+            </w:tcMar>
           </w:tcPr>
           <w:p>
             <w:pPr>
@@ -220,6 +303,7 @@
             </w:pPr>
             <w:r>
               <w:rPr>
+                <w:color w:val="000000"/>
                 <w:sz w:val="18"/>
               </w:rPr>
               <w:t>knowledge_store.py / chunk_cleaning.py</w:t>
@@ -228,7 +312,15 @@
         </w:tc>
         <w:tc>
           <w:tcPr>
-            <w:tcW w:type="dxa" w:w="3213"/>
+            <w:tcW w:type="dxa" w:w="4365"/>
+            <w:vAlign w:val="center"/>
+            <w:shd w:fill="FFFFFF"/>
+            <w:tcMar>
+              <w:top w:w="100" w:type="dxa"/>
+              <w:bottom w:w="100" w:type="dxa"/>
+              <w:left w:w="120" w:type="dxa"/>
+              <w:right w:w="120" w:type="dxa"/>
+            </w:tcMar>
           </w:tcPr>
           <w:p>
             <w:pPr>
@@ -236,6 +328,7 @@
             </w:pPr>
             <w:r>
               <w:rPr>
+                <w:color w:val="000000"/>
                 <w:sz w:val="18"/>
               </w:rPr>
               <w:t>原文件SHA→解析/OCR→有定位的切片</w:t>
@@ -249,7 +342,15 @@
         </w:trPr>
         <w:tc>
           <w:tcPr>
-            <w:tcW w:type="dxa" w:w="3213"/>
+            <w:tcW w:type="dxa" w:w="2154"/>
+            <w:vAlign w:val="center"/>
+            <w:shd w:fill="F3F6F8"/>
+            <w:tcMar>
+              <w:top w:w="100" w:type="dxa"/>
+              <w:bottom w:w="100" w:type="dxa"/>
+              <w:left w:w="120" w:type="dxa"/>
+              <w:right w:w="120" w:type="dxa"/>
+            </w:tcMar>
           </w:tcPr>
           <w:p>
             <w:pPr>
@@ -257,6 +358,7 @@
             </w:pPr>
             <w:r>
               <w:rPr>
+                <w:color w:val="000000"/>
                 <w:sz w:val="18"/>
               </w:rPr>
               <w:t>混合检索</w:t>
@@ -265,7 +367,15 @@
         </w:tc>
         <w:tc>
           <w:tcPr>
-            <w:tcW w:type="dxa" w:w="3213"/>
+            <w:tcW w:type="dxa" w:w="3118"/>
+            <w:vAlign w:val="center"/>
+            <w:shd w:fill="F3F6F8"/>
+            <w:tcMar>
+              <w:top w:w="100" w:type="dxa"/>
+              <w:bottom w:w="100" w:type="dxa"/>
+              <w:left w:w="120" w:type="dxa"/>
+              <w:right w:w="120" w:type="dxa"/>
+            </w:tcMar>
           </w:tcPr>
           <w:p>
             <w:pPr>
@@ -273,6 +383,7 @@
             </w:pPr>
             <w:r>
               <w:rPr>
+                <w:color w:val="000000"/>
                 <w:sz w:val="18"/>
               </w:rPr>
               <w:t>dense_retrieval.py / cross_source.py</w:t>
@@ -281,7 +392,15 @@
         </w:tc>
         <w:tc>
           <w:tcPr>
-            <w:tcW w:type="dxa" w:w="3213"/>
+            <w:tcW w:type="dxa" w:w="4365"/>
+            <w:vAlign w:val="center"/>
+            <w:shd w:fill="F3F6F8"/>
+            <w:tcMar>
+              <w:top w:w="100" w:type="dxa"/>
+              <w:bottom w:w="100" w:type="dxa"/>
+              <w:left w:w="120" w:type="dxa"/>
+              <w:right w:w="120" w:type="dxa"/>
+            </w:tcMar>
           </w:tcPr>
           <w:p>
             <w:pPr>
@@ -289,6 +408,7 @@
             </w:pPr>
             <w:r>
               <w:rPr>
+                <w:color w:val="000000"/>
                 <w:sz w:val="18"/>
               </w:rPr>
               <w:t>BM25与本地BGE→RRF→编号/证据门</w:t>
@@ -302,7 +422,15 @@
         </w:trPr>
         <w:tc>
           <w:tcPr>
-            <w:tcW w:type="dxa" w:w="3213"/>
+            <w:tcW w:type="dxa" w:w="2154"/>
+            <w:vAlign w:val="center"/>
+            <w:shd w:fill="FFFFFF"/>
+            <w:tcMar>
+              <w:top w:w="100" w:type="dxa"/>
+              <w:bottom w:w="100" w:type="dxa"/>
+              <w:left w:w="120" w:type="dxa"/>
+              <w:right w:w="120" w:type="dxa"/>
+            </w:tcMar>
           </w:tcPr>
           <w:p>
             <w:pPr>
@@ -310,6 +438,7 @@
             </w:pPr>
             <w:r>
               <w:rPr>
+                <w:color w:val="000000"/>
                 <w:sz w:val="18"/>
               </w:rPr>
               <w:t>跨源推理</w:t>
@@ -318,7 +447,15 @@
         </w:tc>
         <w:tc>
           <w:tcPr>
-            <w:tcW w:type="dxa" w:w="3213"/>
+            <w:tcW w:type="dxa" w:w="3118"/>
+            <w:vAlign w:val="center"/>
+            <w:shd w:fill="FFFFFF"/>
+            <w:tcMar>
+              <w:top w:w="100" w:type="dxa"/>
+              <w:bottom w:w="100" w:type="dxa"/>
+              <w:left w:w="120" w:type="dxa"/>
+              <w:right w:w="120" w:type="dxa"/>
+            </w:tcMar>
           </w:tcPr>
           <w:p>
             <w:pPr>
@@ -326,6 +463,7 @@
             </w:pPr>
             <w:r>
               <w:rPr>
+                <w:color w:val="000000"/>
                 <w:sz w:val="18"/>
               </w:rPr>
               <w:t>dependency_agent.py / formula_binding.py</w:t>
@@ -334,7 +472,15 @@
         </w:tc>
         <w:tc>
           <w:tcPr>
-            <w:tcW w:type="dxa" w:w="3213"/>
+            <w:tcW w:type="dxa" w:w="4365"/>
+            <w:vAlign w:val="center"/>
+            <w:shd w:fill="FFFFFF"/>
+            <w:tcMar>
+              <w:top w:w="100" w:type="dxa"/>
+              <w:bottom w:w="100" w:type="dxa"/>
+              <w:left w:w="120" w:type="dxa"/>
+              <w:right w:w="120" w:type="dxa"/>
+            </w:tcMar>
           </w:tcPr>
           <w:p>
             <w:pPr>
@@ -342,6 +488,7 @@
             </w:pPr>
             <w:r>
               <w:rPr>
+                <w:color w:val="000000"/>
                 <w:sz w:val="18"/>
               </w:rPr>
               <w:t>有界依赖计划→来源数值→公式与单位核验</w:t>
@@ -355,7 +502,15 @@
         </w:trPr>
         <w:tc>
           <w:tcPr>
-            <w:tcW w:type="dxa" w:w="3213"/>
+            <w:tcW w:type="dxa" w:w="2154"/>
+            <w:vAlign w:val="center"/>
+            <w:shd w:fill="F3F6F8"/>
+            <w:tcMar>
+              <w:top w:w="100" w:type="dxa"/>
+              <w:bottom w:w="100" w:type="dxa"/>
+              <w:left w:w="120" w:type="dxa"/>
+              <w:right w:w="120" w:type="dxa"/>
+            </w:tcMar>
           </w:tcPr>
           <w:p>
             <w:pPr>
@@ -363,6 +518,7 @@
             </w:pPr>
             <w:r>
               <w:rPr>
+                <w:color w:val="000000"/>
                 <w:sz w:val="18"/>
               </w:rPr>
               <w:t>可信生成</w:t>
@@ -371,7 +527,15 @@
         </w:tc>
         <w:tc>
           <w:tcPr>
-            <w:tcW w:type="dxa" w:w="3213"/>
+            <w:tcW w:type="dxa" w:w="3118"/>
+            <w:vAlign w:val="center"/>
+            <w:shd w:fill="F3F6F8"/>
+            <w:tcMar>
+              <w:top w:w="100" w:type="dxa"/>
+              <w:bottom w:w="100" w:type="dxa"/>
+              <w:left w:w="120" w:type="dxa"/>
+              <w:right w:w="120" w:type="dxa"/>
+            </w:tcMar>
           </w:tcPr>
           <w:p>
             <w:pPr>
@@ -379,6 +543,7 @@
             </w:pPr>
             <w:r>
               <w:rPr>
+                <w:color w:val="000000"/>
                 <w:sz w:val="18"/>
               </w:rPr>
               <w:t>grounded_generation.py / responses_client.py</w:t>
@@ -387,7 +552,15 @@
         </w:tc>
         <w:tc>
           <w:tcPr>
-            <w:tcW w:type="dxa" w:w="3213"/>
+            <w:tcW w:type="dxa" w:w="4365"/>
+            <w:vAlign w:val="center"/>
+            <w:shd w:fill="F3F6F8"/>
+            <w:tcMar>
+              <w:top w:w="100" w:type="dxa"/>
+              <w:bottom w:w="100" w:type="dxa"/>
+              <w:left w:w="120" w:type="dxa"/>
+              <w:right w:w="120" w:type="dxa"/>
+            </w:tcMar>
           </w:tcPr>
           <w:p>
             <w:pPr>
@@ -395,6 +568,7 @@
             </w:pPr>
             <w:r>
               <w:rPr>
+                <w:color w:val="000000"/>
                 <w:sz w:val="18"/>
               </w:rPr>
               <w:t>结构化claims→原文引用与数字核对</w:t>
@@ -408,7 +582,15 @@
         </w:trPr>
         <w:tc>
           <w:tcPr>
-            <w:tcW w:type="dxa" w:w="3213"/>
+            <w:tcW w:type="dxa" w:w="2154"/>
+            <w:vAlign w:val="center"/>
+            <w:shd w:fill="FFFFFF"/>
+            <w:tcMar>
+              <w:top w:w="100" w:type="dxa"/>
+              <w:bottom w:w="100" w:type="dxa"/>
+              <w:left w:w="120" w:type="dxa"/>
+              <w:right w:w="120" w:type="dxa"/>
+            </w:tcMar>
           </w:tcPr>
           <w:p>
             <w:pPr>
@@ -416,6 +598,7 @@
             </w:pPr>
             <w:r>
               <w:rPr>
+                <w:color w:val="000000"/>
                 <w:sz w:val="18"/>
               </w:rPr>
               <w:t>持续会话</w:t>
@@ -424,7 +607,15 @@
         </w:tc>
         <w:tc>
           <w:tcPr>
-            <w:tcW w:type="dxa" w:w="3213"/>
+            <w:tcW w:type="dxa" w:w="3118"/>
+            <w:vAlign w:val="center"/>
+            <w:shd w:fill="FFFFFF"/>
+            <w:tcMar>
+              <w:top w:w="100" w:type="dxa"/>
+              <w:bottom w:w="100" w:type="dxa"/>
+              <w:left w:w="120" w:type="dxa"/>
+              <w:right w:w="120" w:type="dxa"/>
+            </w:tcMar>
           </w:tcPr>
           <w:p>
             <w:pPr>
@@ -432,6 +623,7 @@
             </w:pPr>
             <w:r>
               <w:rPr>
+                <w:color w:val="000000"/>
                 <w:sz w:val="18"/>
               </w:rPr>
               <w:t>session.py / omni_agent.py</w:t>
@@ -440,7 +632,15 @@
         </w:tc>
         <w:tc>
           <w:tcPr>
-            <w:tcW w:type="dxa" w:w="3213"/>
+            <w:tcW w:type="dxa" w:w="4365"/>
+            <w:vAlign w:val="center"/>
+            <w:shd w:fill="FFFFFF"/>
+            <w:tcMar>
+              <w:top w:w="100" w:type="dxa"/>
+              <w:bottom w:w="100" w:type="dxa"/>
+              <w:left w:w="120" w:type="dxa"/>
+              <w:right w:w="120" w:type="dxa"/>
+            </w:tcMar>
           </w:tcPr>
           <w:p>
             <w:pPr>
@@ -448,6 +648,7 @@
             </w:pPr>
             <w:r>
               <w:rPr>
+                <w:color w:val="000000"/>
                 <w:sz w:val="18"/>
               </w:rPr>
               <w:t>结构化槽位→五轮上下文→主题清空</w:t>
@@ -503,7 +704,7 @@
         <w:spacing w:after="160" w:line="300" w:lineRule="auto"/>
       </w:pPr>
       <w:r>
-        <w:t>查询计划、JOIN与SQL验证</w:t>
+        <w:t>查询计划 JOIN与SQL验证</w:t>
       </w:r>
     </w:p>
     <w:p>
@@ -568,7 +769,7 @@
         <w:spacing w:after="160" w:line="300" w:lineRule="auto"/>
       </w:pPr>
       <w:r>
-        <w:t>网页已经完成五轮地区/年份/指标替换，结果29584→22992→4998→1→1。该序列是合成规则模式演示，不代表多源模型五轮未知题已经全部通过。</w:t>
+        <w:t>网页已经完成五轮地区/年份/指标替换，结果29584→22992→4998→1→1。实际kill子服务并重启后相同序列和pending澄清继续；会话库锁返回脱敏503和Retry-After: 2，不创建新内存身份。该序列是合成规则模式验收，不代表多源模型五轮未知题已经全部通过。</w:t>
       </w:r>
     </w:p>
     <w:p>
@@ -577,7 +778,7 @@
         <w:spacing w:after="160" w:line="300" w:lineRule="auto"/>
       </w:pPr>
       <w:r>
-        <w:t>文件解析、结构与切片</w:t>
+        <w:t>文件解析 结构与切片</w:t>
       </w:r>
     </w:p>
     <w:p>
@@ -609,7 +810,7 @@
         <w:spacing w:after="160" w:line="300" w:lineRule="auto"/>
       </w:pPr>
       <w:r>
-        <w:t>原文件下载接口在回看前核验SHA。知识库和原始样本都属于本项目，不依赖D盘生产知识库或远程服务。</w:t>
+        <w:t>原文件下载、document读取、公式与最终检索命中的来源均重新核验SHA及路径；不缓存校验通过，旧切片和向量不能使篡改/缺失原文件继续充当证据。仅校验选中来源，减少全库哈希。知识库和原始样本属于独立项目。</w:t>
       </w:r>
     </w:p>
     <w:p>
@@ -659,7 +860,7 @@
         <w:spacing w:after="160" w:line="300" w:lineRule="auto"/>
       </w:pPr>
       <w:r>
-        <w:t>Dense、BM25与融合检索</w:t>
+        <w:t>Dense BM25与融合检索</w:t>
       </w:r>
     </w:p>
     <w:p>
@@ -782,7 +983,48 @@
         <w:spacing w:after="160" w:line="300" w:lineRule="auto"/>
       </w:pPr>
       <w:r>
-        <w:t>公式、单位、年份与政策版本</w:t>
+        <w:t>实际故障注入与恢复</w:t>
+      </w:r>
+    </w:p>
+    <w:p>
+      <w:pPr>
+        <w:spacing w:after="160" w:line="300" w:lineRule="auto"/>
+      </w:pPr>
+      <w:r>
+        <w:t>同一组十项实际临时副本故障首次4/10，修复后10/10；原文件篡改或缺失停止旧切片与公式链，SQL缺库/锁定停止后步，硬kill子服务重启后五轮和pending澄清继续，会话锁503后解锁保留原历史。仅为开发审计，不代表掉电容灾。</w:t>
+      </w:r>
+    </w:p>
+    <w:p>
+      <w:pPr>
+        <w:spacing w:after="160" w:line="300" w:lineRule="auto"/>
+      </w:pPr>
+      <w:r>
+        <w:t>证据完整性、存储不可用与工具契约错误分别返回evidence_integrity_failed、storage_unavailable、tool_contract_failed。failed_task、skipped_tasks和真实edges保留，前端不显示最终成功答案。</w:t>
+      </w:r>
+    </w:p>
+    <w:p>
+      <w:pPr>
+        <w:spacing w:after="160" w:line="300" w:lineRule="auto"/>
+      </w:pPr>
+      <w:r>
+        <w:t>SQL engine使用contextmanager加finally close，初始化连接使用closing；事务with结束不能代替连接关闭。正常和异常退出均有立即关闭回归。</w:t>
+      </w:r>
+    </w:p>
+    <w:p>
+      <w:pPr>
+        <w:spacing w:after="160" w:line="300" w:lineRule="auto"/>
+      </w:pPr>
+      <w:r>
+        <w:t>首次4/10与当前10/10保存相同用例签名；只注入临时合成副本，不改主服务或真实数据。13项新增故障回归包括损坏数据库、坏PDF替换、恢复后查询与数据变更。</w:t>
+      </w:r>
+    </w:p>
+    <w:p>
+      <w:pPr>
+        <w:pStyle w:val="Heading1"/>
+        <w:spacing w:after="160" w:line="300" w:lineRule="auto"/>
+      </w:pPr>
+      <w:r>
+        <w:t>公式 单位 年份与政策版本</w:t>
       </w:r>
     </w:p>
     <w:p>
@@ -864,19 +1106,28 @@
         <w:spacing w:after="160" w:line="300" w:lineRule="auto"/>
       </w:pPr>
       <w:r>
-        <w:t>功能评估：输入、金标与判定</w:t>
+        <w:t>功能评估 输入 金标与判定</w:t>
       </w:r>
     </w:p>
     <w:tbl>
       <w:tblPr>
         <w:tblStyle w:val="LightShading-Accent1"/>
         <w:tblW w:type="auto" w:w="0"/>
+        <w:tblLayout w:type="fixed"/>
         <w:tblLook w:firstColumn="1" w:firstRow="1" w:lastColumn="0" w:lastRow="0" w:noHBand="0" w:noVBand="1" w:val="04A0"/>
+        <w:tblBorders>
+          <w:top w:val="single" w:sz="4" w:color="D9D9D9"/>
+          <w:left w:val="single" w:sz="4" w:color="D9D9D9"/>
+          <w:bottom w:val="single" w:sz="4" w:color="D9D9D9"/>
+          <w:right w:val="single" w:sz="4" w:color="D9D9D9"/>
+          <w:insideH w:val="single" w:sz="4" w:color="D9D9D9"/>
+          <w:insideV w:val="single" w:sz="4" w:color="D9D9D9"/>
+        </w:tblBorders>
       </w:tblPr>
       <w:tblGrid>
-        <w:gridCol w:w="3213"/>
-        <w:gridCol w:w="3213"/>
-        <w:gridCol w:w="3213"/>
+        <w:gridCol w:w="2154"/>
+        <w:gridCol w:w="3118"/>
+        <w:gridCol w:w="4365"/>
       </w:tblGrid>
       <w:tr>
         <w:trPr>
@@ -885,14 +1136,24 @@
         </w:trPr>
         <w:tc>
           <w:tcPr>
-            <w:tcW w:type="dxa" w:w="3213"/>
+            <w:tcW w:type="dxa" w:w="2154"/>
+            <w:vAlign w:val="center"/>
+            <w:shd w:fill="172A3A"/>
+            <w:tcMar>
+              <w:top w:w="100" w:type="dxa"/>
+              <w:bottom w:w="100" w:type="dxa"/>
+              <w:left w:w="120" w:type="dxa"/>
+              <w:right w:w="120" w:type="dxa"/>
+            </w:tcMar>
           </w:tcPr>
           <w:p>
             <w:pPr>
+              <w:keepNext/>
               <w:spacing w:after="100" w:line="264" w:lineRule="auto"/>
             </w:pPr>
             <w:r>
               <w:rPr>
+                <w:color w:val="FFFFFF"/>
                 <w:sz w:val="18"/>
               </w:rPr>
               <w:t>测试</w:t>
@@ -901,14 +1162,24 @@
         </w:tc>
         <w:tc>
           <w:tcPr>
-            <w:tcW w:type="dxa" w:w="3213"/>
+            <w:tcW w:type="dxa" w:w="3118"/>
+            <w:vAlign w:val="center"/>
+            <w:shd w:fill="172A3A"/>
+            <w:tcMar>
+              <w:top w:w="100" w:type="dxa"/>
+              <w:bottom w:w="100" w:type="dxa"/>
+              <w:left w:w="120" w:type="dxa"/>
+              <w:right w:w="120" w:type="dxa"/>
+            </w:tcMar>
           </w:tcPr>
           <w:p>
             <w:pPr>
+              <w:keepNext/>
               <w:spacing w:after="100" w:line="264" w:lineRule="auto"/>
             </w:pPr>
             <w:r>
               <w:rPr>
+                <w:color w:val="FFFFFF"/>
                 <w:sz w:val="18"/>
               </w:rPr>
               <w:t>当前结果</w:t>
@@ -917,14 +1188,24 @@
         </w:tc>
         <w:tc>
           <w:tcPr>
-            <w:tcW w:type="dxa" w:w="3213"/>
+            <w:tcW w:type="dxa" w:w="4365"/>
+            <w:vAlign w:val="center"/>
+            <w:shd w:fill="172A3A"/>
+            <w:tcMar>
+              <w:top w:w="100" w:type="dxa"/>
+              <w:bottom w:w="100" w:type="dxa"/>
+              <w:left w:w="120" w:type="dxa"/>
+              <w:right w:w="120" w:type="dxa"/>
+            </w:tcMar>
           </w:tcPr>
           <w:p>
             <w:pPr>
+              <w:keepNext/>
               <w:spacing w:after="100" w:line="264" w:lineRule="auto"/>
             </w:pPr>
             <w:r>
               <w:rPr>
+                <w:color w:val="FFFFFF"/>
                 <w:sz w:val="18"/>
               </w:rPr>
               <w:t>判定口径</w:t>
@@ -938,7 +1219,15 @@
         </w:trPr>
         <w:tc>
           <w:tcPr>
-            <w:tcW w:type="dxa" w:w="3213"/>
+            <w:tcW w:type="dxa" w:w="2154"/>
+            <w:vAlign w:val="center"/>
+            <w:shd w:fill="F3F6F8"/>
+            <w:tcMar>
+              <w:top w:w="100" w:type="dxa"/>
+              <w:bottom w:w="100" w:type="dxa"/>
+              <w:left w:w="120" w:type="dxa"/>
+              <w:right w:w="120" w:type="dxa"/>
+            </w:tcMar>
           </w:tcPr>
           <w:p>
             <w:pPr>
@@ -946,6 +1235,7 @@
             </w:pPr>
             <w:r>
               <w:rPr>
+                <w:color w:val="000000"/>
                 <w:sz w:val="18"/>
               </w:rPr>
               <w:t>问数开发验收</w:t>
@@ -954,7 +1244,15 @@
         </w:tc>
         <w:tc>
           <w:tcPr>
-            <w:tcW w:type="dxa" w:w="3213"/>
+            <w:tcW w:type="dxa" w:w="3118"/>
+            <w:vAlign w:val="center"/>
+            <w:shd w:fill="F3F6F8"/>
+            <w:tcMar>
+              <w:top w:w="100" w:type="dxa"/>
+              <w:bottom w:w="100" w:type="dxa"/>
+              <w:left w:w="120" w:type="dxa"/>
+              <w:right w:w="120" w:type="dxa"/>
+            </w:tcMar>
           </w:tcPr>
           <w:p>
             <w:pPr>
@@ -962,6 +1260,7 @@
             </w:pPr>
             <w:r>
               <w:rPr>
+                <w:color w:val="000000"/>
                 <w:sz w:val="18"/>
               </w:rPr>
               <w:t>12/12</w:t>
@@ -970,7 +1269,15 @@
         </w:tc>
         <w:tc>
           <w:tcPr>
-            <w:tcW w:type="dxa" w:w="3213"/>
+            <w:tcW w:type="dxa" w:w="4365"/>
+            <w:vAlign w:val="center"/>
+            <w:shd w:fill="F3F6F8"/>
+            <w:tcMar>
+              <w:top w:w="100" w:type="dxa"/>
+              <w:bottom w:w="100" w:type="dxa"/>
+              <w:left w:w="120" w:type="dxa"/>
+              <w:right w:w="120" w:type="dxa"/>
+            </w:tcMar>
           </w:tcPr>
           <w:p>
             <w:pPr>
@@ -978,6 +1285,7 @@
             </w:pPr>
             <w:r>
               <w:rPr>
+                <w:color w:val="000000"/>
                 <w:sz w:val="18"/>
               </w:rPr>
               <w:t>规则规划、合成开发题</w:t>
@@ -991,7 +1299,15 @@
         </w:trPr>
         <w:tc>
           <w:tcPr>
-            <w:tcW w:type="dxa" w:w="3213"/>
+            <w:tcW w:type="dxa" w:w="2154"/>
+            <w:vAlign w:val="center"/>
+            <w:shd w:fill="FFFFFF"/>
+            <w:tcMar>
+              <w:top w:w="100" w:type="dxa"/>
+              <w:bottom w:w="100" w:type="dxa"/>
+              <w:left w:w="120" w:type="dxa"/>
+              <w:right w:w="120" w:type="dxa"/>
+            </w:tcMar>
           </w:tcPr>
           <w:p>
             <w:pPr>
@@ -999,6 +1315,7 @@
             </w:pPr>
             <w:r>
               <w:rPr>
+                <w:color w:val="000000"/>
                 <w:sz w:val="18"/>
               </w:rPr>
               <w:t>多格式问答开发验收</w:t>
@@ -1007,7 +1324,15 @@
         </w:tc>
         <w:tc>
           <w:tcPr>
-            <w:tcW w:type="dxa" w:w="3213"/>
+            <w:tcW w:type="dxa" w:w="3118"/>
+            <w:vAlign w:val="center"/>
+            <w:shd w:fill="FFFFFF"/>
+            <w:tcMar>
+              <w:top w:w="100" w:type="dxa"/>
+              <w:bottom w:w="100" w:type="dxa"/>
+              <w:left w:w="120" w:type="dxa"/>
+              <w:right w:w="120" w:type="dxa"/>
+            </w:tcMar>
           </w:tcPr>
           <w:p>
             <w:pPr>
@@ -1015,6 +1340,7 @@
             </w:pPr>
             <w:r>
               <w:rPr>
+                <w:color w:val="000000"/>
                 <w:sz w:val="18"/>
               </w:rPr>
               <w:t>11/11</w:t>
@@ -1023,7 +1349,15 @@
         </w:tc>
         <w:tc>
           <w:tcPr>
-            <w:tcW w:type="dxa" w:w="3213"/>
+            <w:tcW w:type="dxa" w:w="4365"/>
+            <w:vAlign w:val="center"/>
+            <w:shd w:fill="FFFFFF"/>
+            <w:tcMar>
+              <w:top w:w="100" w:type="dxa"/>
+              <w:bottom w:w="100" w:type="dxa"/>
+              <w:left w:w="120" w:type="dxa"/>
+              <w:right w:w="120" w:type="dxa"/>
+            </w:tcMar>
           </w:tcPr>
           <w:p>
             <w:pPr>
@@ -1031,6 +1365,7 @@
             </w:pPr>
             <w:r>
               <w:rPr>
+                <w:color w:val="000000"/>
                 <w:sz w:val="18"/>
               </w:rPr>
               <w:t>混合检索、原文摘录与引用核对</w:t>
@@ -1044,7 +1379,15 @@
         </w:trPr>
         <w:tc>
           <w:tcPr>
-            <w:tcW w:type="dxa" w:w="3213"/>
+            <w:tcW w:type="dxa" w:w="2154"/>
+            <w:vAlign w:val="center"/>
+            <w:shd w:fill="F3F6F8"/>
+            <w:tcMar>
+              <w:top w:w="100" w:type="dxa"/>
+              <w:bottom w:w="100" w:type="dxa"/>
+              <w:left w:w="120" w:type="dxa"/>
+              <w:right w:w="120" w:type="dxa"/>
+            </w:tcMar>
           </w:tcPr>
           <w:p>
             <w:pPr>
@@ -1052,6 +1395,7 @@
             </w:pPr>
             <w:r>
               <w:rPr>
+                <w:color w:val="000000"/>
                 <w:sz w:val="18"/>
               </w:rPr>
               <w:t>跨源工具链开发验收</w:t>
@@ -1060,7 +1404,15 @@
         </w:tc>
         <w:tc>
           <w:tcPr>
-            <w:tcW w:type="dxa" w:w="3213"/>
+            <w:tcW w:type="dxa" w:w="3118"/>
+            <w:vAlign w:val="center"/>
+            <w:shd w:fill="F3F6F8"/>
+            <w:tcMar>
+              <w:top w:w="100" w:type="dxa"/>
+              <w:bottom w:w="100" w:type="dxa"/>
+              <w:left w:w="120" w:type="dxa"/>
+              <w:right w:w="120" w:type="dxa"/>
+            </w:tcMar>
           </w:tcPr>
           <w:p>
             <w:pPr>
@@ -1068,6 +1420,7 @@
             </w:pPr>
             <w:r>
               <w:rPr>
+                <w:color w:val="000000"/>
                 <w:sz w:val="18"/>
               </w:rPr>
               <w:t>5/5</w:t>
@@ -1076,7 +1429,15 @@
         </w:tc>
         <w:tc>
           <w:tcPr>
-            <w:tcW w:type="dxa" w:w="3213"/>
+            <w:tcW w:type="dxa" w:w="4365"/>
+            <w:vAlign w:val="center"/>
+            <w:shd w:fill="F3F6F8"/>
+            <w:tcMar>
+              <w:top w:w="100" w:type="dxa"/>
+              <w:bottom w:w="100" w:type="dxa"/>
+              <w:left w:w="120" w:type="dxa"/>
+              <w:right w:w="120" w:type="dxa"/>
+            </w:tcMar>
           </w:tcPr>
           <w:p>
             <w:pPr>
@@ -1084,6 +1445,7 @@
             </w:pPr>
             <w:r>
               <w:rPr>
+                <w:color w:val="000000"/>
                 <w:sz w:val="18"/>
               </w:rPr>
               <w:t>明确工具计划，非未知模型规划</w:t>
@@ -1097,7 +1459,15 @@
         </w:trPr>
         <w:tc>
           <w:tcPr>
-            <w:tcW w:type="dxa" w:w="3213"/>
+            <w:tcW w:type="dxa" w:w="2154"/>
+            <w:vAlign w:val="center"/>
+            <w:shd w:fill="FFFFFF"/>
+            <w:tcMar>
+              <w:top w:w="100" w:type="dxa"/>
+              <w:bottom w:w="100" w:type="dxa"/>
+              <w:left w:w="120" w:type="dxa"/>
+              <w:right w:w="120" w:type="dxa"/>
+            </w:tcMar>
           </w:tcPr>
           <w:p>
             <w:pPr>
@@ -1105,6 +1475,7 @@
             </w:pPr>
             <w:r>
               <w:rPr>
+                <w:color w:val="000000"/>
                 <w:sz w:val="18"/>
               </w:rPr>
               <w:t>公开Chinook开发题</w:t>
@@ -1113,7 +1484,15 @@
         </w:tc>
         <w:tc>
           <w:tcPr>
-            <w:tcW w:type="dxa" w:w="3213"/>
+            <w:tcW w:type="dxa" w:w="3118"/>
+            <w:vAlign w:val="center"/>
+            <w:shd w:fill="FFFFFF"/>
+            <w:tcMar>
+              <w:top w:w="100" w:type="dxa"/>
+              <w:bottom w:w="100" w:type="dxa"/>
+              <w:left w:w="120" w:type="dxa"/>
+              <w:right w:w="120" w:type="dxa"/>
+            </w:tcMar>
           </w:tcPr>
           <w:p>
             <w:pPr>
@@ -1121,6 +1500,7 @@
             </w:pPr>
             <w:r>
               <w:rPr>
+                <w:color w:val="000000"/>
                 <w:sz w:val="18"/>
               </w:rPr>
               <w:t>12/12</w:t>
@@ -1129,7 +1509,15 @@
         </w:tc>
         <w:tc>
           <w:tcPr>
-            <w:tcW w:type="dxa" w:w="3213"/>
+            <w:tcW w:type="dxa" w:w="4365"/>
+            <w:vAlign w:val="center"/>
+            <w:shd w:fill="FFFFFF"/>
+            <w:tcMar>
+              <w:top w:w="100" w:type="dxa"/>
+              <w:bottom w:w="100" w:type="dxa"/>
+              <w:left w:w="120" w:type="dxa"/>
+              <w:right w:w="120" w:type="dxa"/>
+            </w:tcMar>
           </w:tcPr>
           <w:p>
             <w:pPr>
@@ -1137,6 +1525,7 @@
             </w:pPr>
             <w:r>
               <w:rPr>
+                <w:color w:val="000000"/>
                 <w:sz w:val="18"/>
               </w:rPr>
               <w:t>公开库，人工题，非Spider基准</w:t>
@@ -1150,7 +1539,15 @@
         </w:trPr>
         <w:tc>
           <w:tcPr>
-            <w:tcW w:type="dxa" w:w="3213"/>
+            <w:tcW w:type="dxa" w:w="2154"/>
+            <w:vAlign w:val="center"/>
+            <w:shd w:fill="F3F6F8"/>
+            <w:tcMar>
+              <w:top w:w="100" w:type="dxa"/>
+              <w:bottom w:w="100" w:type="dxa"/>
+              <w:left w:w="120" w:type="dxa"/>
+              <w:right w:w="120" w:type="dxa"/>
+            </w:tcMar>
           </w:tcPr>
           <w:p>
             <w:pPr>
@@ -1158,6 +1555,87 @@
             </w:pPr>
             <w:r>
               <w:rPr>
+                <w:color w:val="000000"/>
+                <w:sz w:val="18"/>
+              </w:rPr>
+              <w:t>实际故障开发审计</w:t>
+            </w:r>
+          </w:p>
+        </w:tc>
+        <w:tc>
+          <w:tcPr>
+            <w:tcW w:type="dxa" w:w="3118"/>
+            <w:vAlign w:val="center"/>
+            <w:shd w:fill="F3F6F8"/>
+            <w:tcMar>
+              <w:top w:w="100" w:type="dxa"/>
+              <w:bottom w:w="100" w:type="dxa"/>
+              <w:left w:w="120" w:type="dxa"/>
+              <w:right w:w="120" w:type="dxa"/>
+            </w:tcMar>
+          </w:tcPr>
+          <w:p>
+            <w:pPr>
+              <w:spacing w:after="100" w:line="264" w:lineRule="auto"/>
+            </w:pPr>
+            <w:r>
+              <w:rPr>
+                <w:color w:val="000000"/>
+                <w:sz w:val="18"/>
+              </w:rPr>
+              <w:t>4/10 → 10/10</w:t>
+            </w:r>
+          </w:p>
+        </w:tc>
+        <w:tc>
+          <w:tcPr>
+            <w:tcW w:type="dxa" w:w="4365"/>
+            <w:vAlign w:val="center"/>
+            <w:shd w:fill="F3F6F8"/>
+            <w:tcMar>
+              <w:top w:w="100" w:type="dxa"/>
+              <w:bottom w:w="100" w:type="dxa"/>
+              <w:left w:w="120" w:type="dxa"/>
+              <w:right w:w="120" w:type="dxa"/>
+            </w:tcMar>
+          </w:tcPr>
+          <w:p>
+            <w:pPr>
+              <w:spacing w:after="100" w:line="264" w:lineRule="auto"/>
+            </w:pPr>
+            <w:r>
+              <w:rPr>
+                <w:color w:val="000000"/>
+                <w:sz w:val="18"/>
+              </w:rPr>
+              <w:t>临时文件/数据库/HTTP子服务，首次失败保留</w:t>
+            </w:r>
+          </w:p>
+        </w:tc>
+      </w:tr>
+      <w:tr>
+        <w:trPr>
+          <w:cantSplit/>
+        </w:trPr>
+        <w:tc>
+          <w:tcPr>
+            <w:tcW w:type="dxa" w:w="2154"/>
+            <w:vAlign w:val="center"/>
+            <w:shd w:fill="FFFFFF"/>
+            <w:tcMar>
+              <w:top w:w="100" w:type="dxa"/>
+              <w:bottom w:w="100" w:type="dxa"/>
+              <w:left w:w="120" w:type="dxa"/>
+              <w:right w:w="120" w:type="dxa"/>
+            </w:tcMar>
+          </w:tcPr>
+          <w:p>
+            <w:pPr>
+              <w:spacing w:after="100" w:line="264" w:lineRule="auto"/>
+            </w:pPr>
+            <w:r>
+              <w:rPr>
+                <w:color w:val="000000"/>
                 <w:sz w:val="18"/>
               </w:rPr>
               <w:t>真实gpt-6-luna</w:t>
@@ -1166,7 +1644,15 @@
         </w:tc>
         <w:tc>
           <w:tcPr>
-            <w:tcW w:type="dxa" w:w="3213"/>
+            <w:tcW w:type="dxa" w:w="3118"/>
+            <w:vAlign w:val="center"/>
+            <w:shd w:fill="FFFFFF"/>
+            <w:tcMar>
+              <w:top w:w="100" w:type="dxa"/>
+              <w:bottom w:w="100" w:type="dxa"/>
+              <w:left w:w="120" w:type="dxa"/>
+              <w:right w:w="120" w:type="dxa"/>
+            </w:tcMar>
           </w:tcPr>
           <w:p>
             <w:pPr>
@@ -1174,6 +1660,7 @@
             </w:pPr>
             <w:r>
               <w:rPr>
+                <w:color w:val="000000"/>
                 <w:sz w:val="18"/>
               </w:rPr>
               <w:t>authentication_failed</w:t>
@@ -1182,7 +1669,15 @@
         </w:tc>
         <w:tc>
           <w:tcPr>
-            <w:tcW w:type="dxa" w:w="3213"/>
+            <w:tcW w:type="dxa" w:w="4365"/>
+            <w:vAlign w:val="center"/>
+            <w:shd w:fill="FFFFFF"/>
+            <w:tcMar>
+              <w:top w:w="100" w:type="dxa"/>
+              <w:bottom w:w="100" w:type="dxa"/>
+              <w:left w:w="120" w:type="dxa"/>
+              <w:right w:w="120" w:type="dxa"/>
+            </w:tcMar>
           </w:tcPr>
           <w:p>
             <w:pPr>
@@ -1190,6 +1685,7 @@
             </w:pPr>
             <w:r>
               <w:rPr>
+                <w:color w:val="000000"/>
                 <w:sz w:val="18"/>
               </w:rPr>
               <w:t>models及responses探测401，未有模型成绩</w:t>
@@ -1203,7 +1699,7 @@
         <w:spacing w:after="160" w:line="300" w:lineRule="auto"/>
       </w:pPr>
       <w:r>
-        <w:t>本地391项回归主要检验实现契约、异常与安全路径；不能把单元测试数量作为准确率分母。开发问数比较结果，问答核对事实与原文，跨源核对数值及来源依赖。</w:t>
+        <w:t>本地468项回归主要检验实现契约、异常与安全路径；不能把单元测试数量作为准确率分母。开发问数比较结果，问答核对事实与原文，跨源核对数值及来源依赖。差旅新Schema首次6/8修复后8/8，PDF目录首次2/8修复后8/8，首次失败保留。</w:t>
       </w:r>
     </w:p>
     <w:p>
@@ -1235,13 +1731,22 @@
       <w:tblPr>
         <w:tblStyle w:val="LightShading-Accent1"/>
         <w:tblW w:type="auto" w:w="0"/>
+        <w:tblLayout w:type="fixed"/>
         <w:tblLook w:firstColumn="1" w:firstRow="1" w:lastColumn="0" w:lastRow="0" w:noHBand="0" w:noVBand="1" w:val="04A0"/>
+        <w:tblBorders>
+          <w:top w:val="single" w:sz="4" w:color="D9D9D9"/>
+          <w:left w:val="single" w:sz="4" w:color="D9D9D9"/>
+          <w:bottom w:val="single" w:sz="4" w:color="D9D9D9"/>
+          <w:right w:val="single" w:sz="4" w:color="D9D9D9"/>
+          <w:insideH w:val="single" w:sz="4" w:color="D9D9D9"/>
+          <w:insideV w:val="single" w:sz="4" w:color="D9D9D9"/>
+        </w:tblBorders>
       </w:tblPr>
       <w:tblGrid>
-        <w:gridCol w:w="2409"/>
-        <w:gridCol w:w="2409"/>
-        <w:gridCol w:w="2409"/>
-        <w:gridCol w:w="2409"/>
+        <w:gridCol w:w="1701"/>
+        <w:gridCol w:w="1701"/>
+        <w:gridCol w:w="3118"/>
+        <w:gridCol w:w="3118"/>
       </w:tblGrid>
       <w:tr>
         <w:trPr>
@@ -1250,14 +1755,24 @@
         </w:trPr>
         <w:tc>
           <w:tcPr>
-            <w:tcW w:type="dxa" w:w="2409"/>
+            <w:tcW w:type="dxa" w:w="1701"/>
+            <w:vAlign w:val="center"/>
+            <w:shd w:fill="172A3A"/>
+            <w:tcMar>
+              <w:top w:w="100" w:type="dxa"/>
+              <w:bottom w:w="100" w:type="dxa"/>
+              <w:left w:w="120" w:type="dxa"/>
+              <w:right w:w="120" w:type="dxa"/>
+            </w:tcMar>
           </w:tcPr>
           <w:p>
             <w:pPr>
+              <w:keepNext/>
               <w:spacing w:after="100" w:line="264" w:lineRule="auto"/>
             </w:pPr>
             <w:r>
               <w:rPr>
+                <w:color w:val="FFFFFF"/>
                 <w:sz w:val="18"/>
               </w:rPr>
               <w:t>页数</w:t>
@@ -1266,14 +1781,24 @@
         </w:tc>
         <w:tc>
           <w:tcPr>
-            <w:tcW w:type="dxa" w:w="2409"/>
+            <w:tcW w:type="dxa" w:w="1701"/>
+            <w:vAlign w:val="center"/>
+            <w:shd w:fill="172A3A"/>
+            <w:tcMar>
+              <w:top w:w="100" w:type="dxa"/>
+              <w:bottom w:w="100" w:type="dxa"/>
+              <w:left w:w="120" w:type="dxa"/>
+              <w:right w:w="120" w:type="dxa"/>
+            </w:tcMar>
           </w:tcPr>
           <w:p>
             <w:pPr>
+              <w:keepNext/>
               <w:spacing w:after="100" w:line="264" w:lineRule="auto"/>
             </w:pPr>
             <w:r>
               <w:rPr>
+                <w:color w:val="FFFFFF"/>
                 <w:sz w:val="18"/>
               </w:rPr>
               <w:t>切片</w:t>
@@ -1282,14 +1807,24 @@
         </w:tc>
         <w:tc>
           <w:tcPr>
-            <w:tcW w:type="dxa" w:w="2409"/>
+            <w:tcW w:type="dxa" w:w="3118"/>
+            <w:vAlign w:val="center"/>
+            <w:shd w:fill="172A3A"/>
+            <w:tcMar>
+              <w:top w:w="100" w:type="dxa"/>
+              <w:bottom w:w="100" w:type="dxa"/>
+              <w:left w:w="120" w:type="dxa"/>
+              <w:right w:w="120" w:type="dxa"/>
+            </w:tcMar>
           </w:tcPr>
           <w:p>
             <w:pPr>
+              <w:keepNext/>
               <w:spacing w:after="100" w:line="264" w:lineRule="auto"/>
             </w:pPr>
             <w:r>
               <w:rPr>
+                <w:color w:val="FFFFFF"/>
                 <w:sz w:val="18"/>
               </w:rPr>
               <w:t>语义热P50/ms</w:t>
@@ -1298,14 +1833,24 @@
         </w:tc>
         <w:tc>
           <w:tcPr>
-            <w:tcW w:type="dxa" w:w="2409"/>
+            <w:tcW w:type="dxa" w:w="3118"/>
+            <w:vAlign w:val="center"/>
+            <w:shd w:fill="172A3A"/>
+            <w:tcMar>
+              <w:top w:w="100" w:type="dxa"/>
+              <w:bottom w:w="100" w:type="dxa"/>
+              <w:left w:w="120" w:type="dxa"/>
+              <w:right w:w="120" w:type="dxa"/>
+            </w:tcMar>
           </w:tcPr>
           <w:p>
             <w:pPr>
+              <w:keepNext/>
               <w:spacing w:after="100" w:line="264" w:lineRule="auto"/>
             </w:pPr>
             <w:r>
               <w:rPr>
+                <w:color w:val="FFFFFF"/>
                 <w:sz w:val="18"/>
               </w:rPr>
               <w:t>语义热P95/ms</w:t>
@@ -1319,7 +1864,15 @@
         </w:trPr>
         <w:tc>
           <w:tcPr>
-            <w:tcW w:type="dxa" w:w="2409"/>
+            <w:tcW w:type="dxa" w:w="1701"/>
+            <w:vAlign w:val="center"/>
+            <w:shd w:fill="F3F6F8"/>
+            <w:tcMar>
+              <w:top w:w="100" w:type="dxa"/>
+              <w:bottom w:w="100" w:type="dxa"/>
+              <w:left w:w="120" w:type="dxa"/>
+              <w:right w:w="120" w:type="dxa"/>
+            </w:tcMar>
           </w:tcPr>
           <w:p>
             <w:pPr>
@@ -1327,6 +1880,7 @@
             </w:pPr>
             <w:r>
               <w:rPr>
+                <w:color w:val="000000"/>
                 <w:sz w:val="18"/>
               </w:rPr>
               <w:t>10</w:t>
@@ -1335,7 +1889,15 @@
         </w:tc>
         <w:tc>
           <w:tcPr>
-            <w:tcW w:type="dxa" w:w="2409"/>
+            <w:tcW w:type="dxa" w:w="1701"/>
+            <w:vAlign w:val="center"/>
+            <w:shd w:fill="F3F6F8"/>
+            <w:tcMar>
+              <w:top w:w="100" w:type="dxa"/>
+              <w:bottom w:w="100" w:type="dxa"/>
+              <w:left w:w="120" w:type="dxa"/>
+              <w:right w:w="120" w:type="dxa"/>
+            </w:tcMar>
           </w:tcPr>
           <w:p>
             <w:pPr>
@@ -1343,6 +1905,7 @@
             </w:pPr>
             <w:r>
               <w:rPr>
+                <w:color w:val="000000"/>
                 <w:sz w:val="18"/>
               </w:rPr>
               <w:t>50</w:t>
@@ -1351,7 +1914,15 @@
         </w:tc>
         <w:tc>
           <w:tcPr>
-            <w:tcW w:type="dxa" w:w="2409"/>
+            <w:tcW w:type="dxa" w:w="3118"/>
+            <w:vAlign w:val="center"/>
+            <w:shd w:fill="F3F6F8"/>
+            <w:tcMar>
+              <w:top w:w="100" w:type="dxa"/>
+              <w:bottom w:w="100" w:type="dxa"/>
+              <w:left w:w="120" w:type="dxa"/>
+              <w:right w:w="120" w:type="dxa"/>
+            </w:tcMar>
           </w:tcPr>
           <w:p>
             <w:pPr>
@@ -1359,15 +1930,24 @@
             </w:pPr>
             <w:r>
               <w:rPr>
+                <w:color w:val="000000"/>
                 <w:sz w:val="18"/>
               </w:rPr>
-              <w:t>19.093</w:t>
+              <w:t>21.154</w:t>
             </w:r>
           </w:p>
         </w:tc>
         <w:tc>
           <w:tcPr>
-            <w:tcW w:type="dxa" w:w="2409"/>
+            <w:tcW w:type="dxa" w:w="3118"/>
+            <w:vAlign w:val="center"/>
+            <w:shd w:fill="F3F6F8"/>
+            <w:tcMar>
+              <w:top w:w="100" w:type="dxa"/>
+              <w:bottom w:w="100" w:type="dxa"/>
+              <w:left w:w="120" w:type="dxa"/>
+              <w:right w:w="120" w:type="dxa"/>
+            </w:tcMar>
           </w:tcPr>
           <w:p>
             <w:pPr>
@@ -1375,9 +1955,10 @@
             </w:pPr>
             <w:r>
               <w:rPr>
+                <w:color w:val="000000"/>
                 <w:sz w:val="18"/>
               </w:rPr>
-              <w:t>19.575</w:t>
+              <w:t>21.897</w:t>
             </w:r>
           </w:p>
         </w:tc>
@@ -1388,7 +1969,15 @@
         </w:trPr>
         <w:tc>
           <w:tcPr>
-            <w:tcW w:type="dxa" w:w="2409"/>
+            <w:tcW w:type="dxa" w:w="1701"/>
+            <w:vAlign w:val="center"/>
+            <w:shd w:fill="FFFFFF"/>
+            <w:tcMar>
+              <w:top w:w="100" w:type="dxa"/>
+              <w:bottom w:w="100" w:type="dxa"/>
+              <w:left w:w="120" w:type="dxa"/>
+              <w:right w:w="120" w:type="dxa"/>
+            </w:tcMar>
           </w:tcPr>
           <w:p>
             <w:pPr>
@@ -1396,6 +1985,7 @@
             </w:pPr>
             <w:r>
               <w:rPr>
+                <w:color w:val="000000"/>
                 <w:sz w:val="18"/>
               </w:rPr>
               <w:t>100</w:t>
@@ -1404,7 +1994,15 @@
         </w:tc>
         <w:tc>
           <w:tcPr>
-            <w:tcW w:type="dxa" w:w="2409"/>
+            <w:tcW w:type="dxa" w:w="1701"/>
+            <w:vAlign w:val="center"/>
+            <w:shd w:fill="FFFFFF"/>
+            <w:tcMar>
+              <w:top w:w="100" w:type="dxa"/>
+              <w:bottom w:w="100" w:type="dxa"/>
+              <w:left w:w="120" w:type="dxa"/>
+              <w:right w:w="120" w:type="dxa"/>
+            </w:tcMar>
           </w:tcPr>
           <w:p>
             <w:pPr>
@@ -1412,6 +2010,7 @@
             </w:pPr>
             <w:r>
               <w:rPr>
+                <w:color w:val="000000"/>
                 <w:sz w:val="18"/>
               </w:rPr>
               <w:t>500</w:t>
@@ -1420,7 +2019,15 @@
         </w:tc>
         <w:tc>
           <w:tcPr>
-            <w:tcW w:type="dxa" w:w="2409"/>
+            <w:tcW w:type="dxa" w:w="3118"/>
+            <w:vAlign w:val="center"/>
+            <w:shd w:fill="FFFFFF"/>
+            <w:tcMar>
+              <w:top w:w="100" w:type="dxa"/>
+              <w:bottom w:w="100" w:type="dxa"/>
+              <w:left w:w="120" w:type="dxa"/>
+              <w:right w:w="120" w:type="dxa"/>
+            </w:tcMar>
           </w:tcPr>
           <w:p>
             <w:pPr>
@@ -1428,15 +2035,24 @@
             </w:pPr>
             <w:r>
               <w:rPr>
+                <w:color w:val="000000"/>
                 <w:sz w:val="18"/>
               </w:rPr>
-              <w:t>109.542</w:t>
+              <w:t>113.635</w:t>
             </w:r>
           </w:p>
         </w:tc>
         <w:tc>
           <w:tcPr>
-            <w:tcW w:type="dxa" w:w="2409"/>
+            <w:tcW w:type="dxa" w:w="3118"/>
+            <w:vAlign w:val="center"/>
+            <w:shd w:fill="FFFFFF"/>
+            <w:tcMar>
+              <w:top w:w="100" w:type="dxa"/>
+              <w:bottom w:w="100" w:type="dxa"/>
+              <w:left w:w="120" w:type="dxa"/>
+              <w:right w:w="120" w:type="dxa"/>
+            </w:tcMar>
           </w:tcPr>
           <w:p>
             <w:pPr>
@@ -1444,9 +2060,10 @@
             </w:pPr>
             <w:r>
               <w:rPr>
+                <w:color w:val="000000"/>
                 <w:sz w:val="18"/>
               </w:rPr>
-              <w:t>115.637</w:t>
+              <w:t>134.712</w:t>
             </w:r>
           </w:p>
         </w:tc>
@@ -1457,7 +2074,15 @@
         </w:trPr>
         <w:tc>
           <w:tcPr>
-            <w:tcW w:type="dxa" w:w="2409"/>
+            <w:tcW w:type="dxa" w:w="1701"/>
+            <w:vAlign w:val="center"/>
+            <w:shd w:fill="F3F6F8"/>
+            <w:tcMar>
+              <w:top w:w="100" w:type="dxa"/>
+              <w:bottom w:w="100" w:type="dxa"/>
+              <w:left w:w="120" w:type="dxa"/>
+              <w:right w:w="120" w:type="dxa"/>
+            </w:tcMar>
           </w:tcPr>
           <w:p>
             <w:pPr>
@@ -1465,6 +2090,7 @@
             </w:pPr>
             <w:r>
               <w:rPr>
+                <w:color w:val="000000"/>
                 <w:sz w:val="18"/>
               </w:rPr>
               <w:t>500</w:t>
@@ -1473,7 +2099,15 @@
         </w:tc>
         <w:tc>
           <w:tcPr>
-            <w:tcW w:type="dxa" w:w="2409"/>
+            <w:tcW w:type="dxa" w:w="1701"/>
+            <w:vAlign w:val="center"/>
+            <w:shd w:fill="F3F6F8"/>
+            <w:tcMar>
+              <w:top w:w="100" w:type="dxa"/>
+              <w:bottom w:w="100" w:type="dxa"/>
+              <w:left w:w="120" w:type="dxa"/>
+              <w:right w:w="120" w:type="dxa"/>
+            </w:tcMar>
           </w:tcPr>
           <w:p>
             <w:pPr>
@@ -1481,6 +2115,7 @@
             </w:pPr>
             <w:r>
               <w:rPr>
+                <w:color w:val="000000"/>
                 <w:sz w:val="18"/>
               </w:rPr>
               <w:t>2500</w:t>
@@ -1489,7 +2124,15 @@
         </w:tc>
         <w:tc>
           <w:tcPr>
-            <w:tcW w:type="dxa" w:w="2409"/>
+            <w:tcW w:type="dxa" w:w="3118"/>
+            <w:vAlign w:val="center"/>
+            <w:shd w:fill="F3F6F8"/>
+            <w:tcMar>
+              <w:top w:w="100" w:type="dxa"/>
+              <w:bottom w:w="100" w:type="dxa"/>
+              <w:left w:w="120" w:type="dxa"/>
+              <w:right w:w="120" w:type="dxa"/>
+            </w:tcMar>
           </w:tcPr>
           <w:p>
             <w:pPr>
@@ -1497,15 +2140,24 @@
             </w:pPr>
             <w:r>
               <w:rPr>
+                <w:color w:val="000000"/>
                 <w:sz w:val="18"/>
               </w:rPr>
-              <w:t>541.472</w:t>
+              <w:t>523.822</w:t>
             </w:r>
           </w:p>
         </w:tc>
         <w:tc>
           <w:tcPr>
-            <w:tcW w:type="dxa" w:w="2409"/>
+            <w:tcW w:type="dxa" w:w="3118"/>
+            <w:vAlign w:val="center"/>
+            <w:shd w:fill="F3F6F8"/>
+            <w:tcMar>
+              <w:top w:w="100" w:type="dxa"/>
+              <w:bottom w:w="100" w:type="dxa"/>
+              <w:left w:w="120" w:type="dxa"/>
+              <w:right w:w="120" w:type="dxa"/>
+            </w:tcMar>
           </w:tcPr>
           <w:p>
             <w:pPr>
@@ -1513,9 +2165,10 @@
             </w:pPr>
             <w:r>
               <w:rPr>
+                <w:color w:val="000000"/>
                 <w:sz w:val="18"/>
               </w:rPr>
-              <w:t>616.101</w:t>
+              <w:t>618.806</w:t>
             </w:r>
           </w:p>
         </w:tc>
@@ -1551,7 +2204,7 @@
         <w:spacing w:after="160" w:line="300" w:lineRule="auto"/>
       </w:pPr>
       <w:r>
-        <w:t>复现、许可与未完成项</w:t>
+        <w:t>复现 许可与未完成项</w:t>
       </w:r>
     </w:p>
     <w:p>
@@ -1977,7 +2630,7 @@
     <w:rsid w:val="00FC693F"/>
     <w:rPr>
       <w:rFonts w:ascii="Microsoft YaHei" w:hAnsi="Microsoft YaHei" w:eastAsia="Microsoft YaHei"/>
-      <w:color w:val="172A3A"/>
+      <w:color w:val="000000"/>
       <w:sz w:val="22"/>
     </w:rPr>
   </w:style>
@@ -2043,7 +2696,7 @@
       <w:rFonts w:asciiTheme="majorHAnsi" w:eastAsiaTheme="majorEastAsia" w:hAnsiTheme="majorHAnsi" w:cstheme="majorBidi" w:ascii="Microsoft YaHei" w:hAnsi="Microsoft YaHei" w:eastAsia="Microsoft YaHei"/>
       <w:b/>
       <w:bCs/>
-      <w:color w:val="172A3A"/>
+      <w:color w:val="000000"/>
       <w:sz w:val="38"/>
       <w:szCs w:val="28"/>
     </w:rPr>
@@ -2067,7 +2720,7 @@
       <w:rFonts w:asciiTheme="majorHAnsi" w:eastAsiaTheme="majorEastAsia" w:hAnsiTheme="majorHAnsi" w:cstheme="majorBidi" w:ascii="Microsoft YaHei" w:hAnsi="Microsoft YaHei" w:eastAsia="Microsoft YaHei"/>
       <w:b/>
       <w:bCs/>
-      <w:color w:val="172A3A"/>
+      <w:color w:val="000000"/>
       <w:sz w:val="24"/>
       <w:szCs w:val="26"/>
     </w:rPr>
@@ -2322,15 +2975,12 @@
     <w:qFormat/>
     <w:rsid w:val="00FC693F"/>
     <w:pPr>
-      <w:pBdr>
-        <w:bottom w:val="single" w:sz="8" w:space="4" w:color="4F81BD" w:themeColor="accent1"/>
-      </w:pBdr>
       <w:spacing w:after="300" w:line="240" w:lineRule="auto"/>
       <w:contextualSpacing/>
     </w:pPr>
     <w:rPr>
       <w:rFonts w:asciiTheme="majorHAnsi" w:eastAsiaTheme="majorEastAsia" w:hAnsiTheme="majorHAnsi" w:cstheme="majorBidi" w:ascii="Microsoft YaHei" w:hAnsi="Microsoft YaHei" w:eastAsia="Microsoft YaHei"/>
-      <w:color w:val="172A3A"/>
+      <w:color w:val="000000"/>
       <w:spacing w:val="5"/>
       <w:kern w:val="28"/>
       <w:sz w:val="60"/>
@@ -2369,7 +3019,7 @@
       <w:rFonts w:asciiTheme="majorHAnsi" w:eastAsiaTheme="majorEastAsia" w:hAnsiTheme="majorHAnsi" w:cstheme="majorBidi" w:ascii="Microsoft YaHei" w:hAnsi="Microsoft YaHei" w:eastAsia="Microsoft YaHei"/>
       <w:i/>
       <w:iCs/>
-      <w:color w:val="172A3A"/>
+      <w:color w:val="000000"/>
       <w:spacing w:val="15"/>
       <w:sz w:val="24"/>
       <w:szCs w:val="24"/>

--- a/delivery/02-technical-specification.docx
+++ b/delivery/02-technical-specification.docx
@@ -950,7 +950,7 @@
         <w:spacing w:after="160" w:line="300" w:lineRule="auto"/>
       </w:pPr>
       <w:r>
-        <w:t>dependency_agent.py支持sql、search、document_formula、cell、fact、calculate、policy_select、compare。每一步ID唯一；ref/path形成实际依赖图，上游失败时下游不执行。</w:t>
+        <w:t>dependency_agent.py支持sql、search、search_fact、document_formula、cell、fact、calculate、policy_select、compare。每一步ID唯一；ref/path形成实际依赖图，上游失败时下游不执行。</w:t>
       </w:r>
     </w:p>
     <w:p>
@@ -1699,7 +1699,7 @@
         <w:spacing w:after="160" w:line="300" w:lineRule="auto"/>
       </w:pPr>
       <w:r>
-        <w:t>本地468项回归主要检验实现契约、异常与安全路径；不能把单元测试数量作为准确率分母。开发问数比较结果，问答核对事实与原文，跨源核对数值及来源依赖。差旅新Schema首次6/8修复后8/8，PDF目录首次2/8修复后8/8，首次失败保留。</w:t>
+        <w:t>本地524项回归主要检验实现契约、异常与安全路径；不能把单元测试数量作为准确率分母。开发问数比较结果，问答核对事实与原文，跨源核对数值及来源依赖。差旅新Schema首次6/8修复后8/8，PDF目录首次2/8修复后8/8，首次失败保留。</w:t>
       </w:r>
     </w:p>
     <w:p>
